--- a/plugins/haipipe-toolkit/skills/diagrams/BoardSkillBoard-260722/QPf-page-folder/QPf5-display/word/QPf5-display.docx
+++ b/plugins/haipipe-toolkit/skills/diagrams/BoardSkillBoard-260722/QPf-page-folder/QPf5-display/word/QPf5-display.docx
@@ -18,7 +18,7 @@
         <w:t xml:space="preserve">The plugin's full tree</w:t>
       </w:r>
       <w:r>
-        <w:t xml:space="preserve">: one display/ per page, one folder per unit, every unit the same shape. The layout above is display-unit-output-contract.md, quoted rather than redesigned. intake/ and recipe/ are primary material a person rules; assets/ and preview.pdf are derived and a rebuild may overwrite them. The one page-side change is the address: the unit root is the page's own display/ folder, so the unit travels with the page it illustrates.</w:t>
+        <w:t xml:space="preserve">: one display/ per page, one folder per unit, every unit the same shape. The layout above is the display family's own contract file, display-unit-output-contract.md, copied as it stands rather than redesigned. The folders split into two halves: intake/ and recipe/ are the SOURCES, written by people and by drawing skills, while assets/ and preview.pdf are BUILT from those sources, so a rebuild may overwrite the built half but never the sources. The only page-side change is the address: the unit sits inside the page's own display/ folder, so when the page moves, its figures move with it.</w:t>
       </w:r>
     </w:p>
     <w:p>
@@ -37,7 +37,7 @@
         <w:t xml:space="preserve">The tab</w:t>
       </w:r>
       <w:r>
-        <w:t xml:space="preserve">: what a reader sees when they open 🖼 Display on a page. The tab is the Slides sandwich with a different filling: a drawer plugin posts to a live/ endpoint, the endpoint lists the page's units, and the pane frames each preview.pdf through the PDF object path src/body.py already renders. 🔄 rebuild runs the unit's recipe and refreshes the derived half; it never touches intake/ and never touches an acceptance row. A unit is EVIDENCE the content cites, and the citation lives IN the sentence: the unit's id named in prose chips as the evidence card in place, carrying its acceptance state and linking its block in the strip. The &gt; Display: lane beside &gt; Citation: and &gt; Value: stays the FILING surface: a machine appending evidence writes a lane and never edits prose, and a binding no sentence carries naturally lands there. Either surface naming a ⬜ unit binds a pending render, not accepted evidence. The projections inherit the citation (JL 260816): the latex export embeds a cited unit as a real float after the citing paragraph, built from the winning asset and the unit's own caption, and the word export embeds the rasterized figure with an inline figure number and a 🖼 Display comment on the sentence.</w:t>
+        <w:t xml:space="preserve">: what a reader sees when they open 🖼 Display on a page. The tab is built the same way the Slides tab is: a small button in the page's toolbar asks the server for this page's units, and the server writes a view that frames each unit's preview.pdf. 🔄 rebuild redraws the built half from the sources; it never changes the inputs, and it never changes an approval. A unit is EVIDENCE: when a sentence names a unit's id in plain text, the id becomes a small button in that sentence, and clicking it opens the unit's card with its picture and its approval state. There is a second way to attach the same evidence, for machines: a &gt; Display: line written UNDER a sentence, beside the &gt; Citation: and &gt; Value: lines, so a program can add evidence without ever editing a person's prose. Citing a unit that has no render yet is allowed with either form: the button then says a render is still owed. The exports keep the evidence too: the LaTeX PDF prints a cited unit as a real figure after the paragraph that cites it, and the Word file embeds the picture with its caption and adds a 🖼 comment note on the sentence.</w:t>
       </w:r>
     </w:p>
     <w:p>
@@ -56,16 +56,16 @@
         <w:t xml:space="preserve">Who writes what</w:t>
       </w:r>
       <w:r>
-        <w:t xml:space="preserve">: three hands on one unit, each confined to its half. The renderers are the display family's existing skills, dispatched the way task-for-display already dispatches them; this page adds no renderer. Acceptance follows the model the slide plugin already borrowed: a ✅ means a person looked at a specific render and said yes, so a machine that ticks one has forged a judgment, not saved time. </w:t>
-      </w:r>
-      <w:r>
-        <w:rPr>
-          <w:b/>
-        </w:rPr>
-        <w:t xml:space="preserve">The four renderers</w:t>
-      </w:r>
-      <w:r>
-        <w:t xml:space="preserve">: which skill draws which kind, and what each one's recipe is. A data-driven renderer may not recompute from raw data; it reads the approved extract in intake/ and nothing else. A concept-driven renderer carries no numbers, so its intake is the spec it draws. The rebuild differs the same way: a figure rebuild reruns its python script, a diagram rebuild is deterministic from its spec, and an illustration rebuild replays a receipted prompt.</w:t>
+        <w:t xml:space="preserve">: three hands on one unit, each confined to its half. The renderers are the display family's existing drawing skills; this page adds none of its own. The approval row is the one rule with teeth: a ✅ on accepted: means a person looked at one specific picture and said yes. A machine that ticks it has forged a judgment, not saved time, so no machine may. </w:t>
+      </w:r>
+      <w:r>
+        <w:rPr>
+          <w:b/>
+        </w:rPr>
+        <w:t xml:space="preserve">The kinds and who draws them</w:t>
+      </w:r>
+      <w:r>
+        <w:t xml:space="preserve">: one door routes to four renderers, plus one method with no skill. A data-driven renderer draws numbers, and it may not go back to the raw data: it reads only the small approved extract in intake/. A concept-driven renderer draws an idea, so it carries no numbers at all; its input is the sketch it draws. Rebuild follows the kind: a python figure reruns its script, a diagram redraws from its spec, and an AI illustration replays its saved prompt.</w:t>
       </w:r>
     </w:p>
     <w:p>
@@ -84,11 +84,11 @@
         <w:t xml:space="preserve">The pipeline</w:t>
       </w:r>
       <w:r>
-        <w:t xml:space="preserve">: five steps from approved numbers to an accepted render, and who moves each one. The pipeline never starts at ②: a renderer given no ruled intake/ has nothing provenance-bound to draw, which is what display-intake-contract.md exists to refuse. </w:t>
+        <w:t xml:space="preserve">: five steps from approved numbers to an accepted render, and who moves each one. Drawing never comes first: with no approved inputs there is nothing safe to draw, and the intake contract exists to refuse exactly that. </w:t>
       </w:r>
       <w:commentRangeStart w:id="1"/>
       <w:r>
-        <w:t xml:space="preserve">Steps ① ③ ⑤ are a person's and steps ② ④ are machinery, the split of hands QPf5-Display1 (Figure 1) draws; 🔄 rebuild on the tab is step ④ alone, rerun.</w:t>
+        <w:t xml:space="preserve">Steps ① ③ ⑤ belong to a person and steps ② ④ to machinery, the split of hands QPf5-Display1 (Figure 1) draws; the tab's 🔄 rebuild is step ④ alone, run again.</w:t>
       </w:r>
       <w:commentRangeEnd w:id="1"/>
       <w:r>
@@ -147,7 +147,7 @@
     </w:p>
     <w:p>
       <w:r>
-        <w:t xml:space="preserve">A changed intake/ flows forward, ② to ⑤, and the acceptance falls back to ⬜ because the bytes a person said yes to are gone. </w:t>
+        <w:t xml:space="preserve">If the inputs change, the work flows forward again from ② to ⑤, and the old approval drops back to ⬜, because the picture a person said yes to no longer exists. </w:t>
       </w:r>
       <w:r>
         <w:rPr>
@@ -156,11 +156,11 @@
         <w:t xml:space="preserve">Where ①'s numbers come from</w:t>
       </w:r>
       <w:r>
-        <w:t xml:space="preserve">: the evidence chain behind an intake, id-bound at every hop. intake/ is not a second data store: the task output stays canonical, and the manifest points back at the exact holder and run that produced it. </w:t>
+        <w:t xml:space="preserve">: the evidence chain behind an intake, id-bound at every hop. A probe is a question card: the page asks its question once, the answer lands in the shared task bank, and from then on everyone cites the card's id instead of asking again. intake/ is therefore not a second copy of the data: the task's own output stays the single source, and the manifest only points at it, by id. </w:t>
       </w:r>
       <w:commentRangeStart w:id="2"/>
       <w:r>
-        <w:t xml:space="preserve">A unit names its evidence by id, never by path, and never types a number; QPf5-Display2 (Figure 2) draws this ask-once-cite-twice move.</w:t>
+        <w:t xml:space="preserve">A unit names its evidence by id, never by a file path, and never types a number with its own hands; QPf5-Display2 (Figure 2) draws this ask-once-cite-twice move.</w:t>
       </w:r>
       <w:commentRangeEnd w:id="2"/>
       <w:r>
@@ -219,7 +219,7 @@
     </w:p>
     <w:p>
       <w:r>
-        <w:t xml:space="preserve">The slide plugin already walks this chain on QPf3: its deck declares needs: QA-probe/QBt5-for-value/1-artifact-paths, the resolver turns the id into the artifact's path, and the template carries no digits, so a hand-typed value has nowhere to live. A1's adapter is what makes the same id resolution work for a unit under a page.</w:t>
+        <w:t xml:space="preserve">The slides plugin already works this way on QPf3: its deck asks for an id, a resolver turns the id into the file's real path, and the template holds no digits, so a hand-typed number has nowhere to live. Aim A1 asks for that same id lookup to work for units that live under a page.</w:t>
       </w:r>
     </w:p>
     <w:sectPr>
